--- a/Priority News Soruce Sample.docx
+++ b/Priority News Soruce Sample.docx
@@ -21,10 +21,10 @@
         <w:tblLook w:val="04A0" w:firstRow="1" w:lastRow="0" w:firstColumn="1" w:lastColumn="0" w:noHBand="0" w:noVBand="1"/>
       </w:tblPr>
       <w:tblGrid>
-        <w:gridCol w:w="960"/>
-        <w:gridCol w:w="746"/>
-        <w:gridCol w:w="1181"/>
-        <w:gridCol w:w="6457"/>
+        <w:gridCol w:w="1058"/>
+        <w:gridCol w:w="820"/>
+        <w:gridCol w:w="2799"/>
+        <w:gridCol w:w="4667"/>
       </w:tblGrid>
       <w:tr>
         <w:trPr>
@@ -51,65 +51,61 @@
           </w:tcPr>
           <w:p>
             <w:r>
-              <w:t>20240328</w:t>
-            </w:r>
-          </w:p>
-        </w:tc>
-        <w:tc>
-          <w:tcPr>
-            <w:tcW w:w="0" w:type="auto"/>
-            <w:tcBorders>
-              <w:top w:val="outset" w:sz="6" w:space="0" w:color="auto"/>
-              <w:left w:val="outset" w:sz="6" w:space="0" w:color="auto"/>
-              <w:bottom w:val="outset" w:sz="6" w:space="0" w:color="auto"/>
-              <w:right w:val="outset" w:sz="6" w:space="0" w:color="auto"/>
-            </w:tcBorders>
-            <w:shd w:val="clear" w:color="auto" w:fill="FFD580"/>
-            <w:tcMar>
-              <w:top w:w="45" w:type="dxa"/>
-              <w:left w:w="45" w:type="dxa"/>
-              <w:bottom w:w="45" w:type="dxa"/>
-              <w:right w:w="45" w:type="dxa"/>
-            </w:tcMar>
-            <w:vAlign w:val="center"/>
-            <w:hideMark/>
-          </w:tcPr>
-          <w:p>
-            <w:r>
-              <w:t>125465</w:t>
-            </w:r>
-          </w:p>
-        </w:tc>
-        <w:tc>
-          <w:tcPr>
-            <w:tcW w:w="0" w:type="auto"/>
-            <w:tcBorders>
-              <w:top w:val="outset" w:sz="6" w:space="0" w:color="auto"/>
-              <w:left w:val="outset" w:sz="6" w:space="0" w:color="auto"/>
-              <w:bottom w:val="outset" w:sz="6" w:space="0" w:color="auto"/>
-              <w:right w:val="outset" w:sz="6" w:space="0" w:color="auto"/>
-            </w:tcBorders>
-            <w:shd w:val="clear" w:color="auto" w:fill="FFD580"/>
-            <w:tcMar>
-              <w:top w:w="45" w:type="dxa"/>
-              <w:left w:w="45" w:type="dxa"/>
-              <w:bottom w:w="45" w:type="dxa"/>
-              <w:right w:w="45" w:type="dxa"/>
-            </w:tcMar>
-            <w:vAlign w:val="center"/>
-            <w:hideMark/>
-          </w:tcPr>
-          <w:p>
-            <w:r>
-              <w:t xml:space="preserve">A Pound of Hamburger Meat Would Cost $30 Without </w:t>
-            </w:r>
-            <w:proofErr w:type="gramStart"/>
-            <w:r>
-              <w:t>Tax Payer</w:t>
-            </w:r>
-            <w:proofErr w:type="gramEnd"/>
-            <w:r>
-              <w:t xml:space="preserve"> Subsidies</w:t>
+              <w:t>20260407</w:t>
+            </w:r>
+          </w:p>
+        </w:tc>
+        <w:tc>
+          <w:tcPr>
+            <w:tcW w:w="0" w:type="auto"/>
+            <w:tcBorders>
+              <w:top w:val="outset" w:sz="6" w:space="0" w:color="auto"/>
+              <w:left w:val="outset" w:sz="6" w:space="0" w:color="auto"/>
+              <w:bottom w:val="outset" w:sz="6" w:space="0" w:color="auto"/>
+              <w:right w:val="outset" w:sz="6" w:space="0" w:color="auto"/>
+            </w:tcBorders>
+            <w:shd w:val="clear" w:color="auto" w:fill="FFD580"/>
+            <w:tcMar>
+              <w:top w:w="45" w:type="dxa"/>
+              <w:left w:w="45" w:type="dxa"/>
+              <w:bottom w:w="45" w:type="dxa"/>
+              <w:right w:w="45" w:type="dxa"/>
+            </w:tcMar>
+            <w:vAlign w:val="center"/>
+            <w:hideMark/>
+          </w:tcPr>
+          <w:p>
+            <w:r>
+              <w:t>198190</w:t>
+            </w:r>
+          </w:p>
+        </w:tc>
+        <w:tc>
+          <w:tcPr>
+            <w:tcW w:w="0" w:type="auto"/>
+            <w:tcBorders>
+              <w:top w:val="outset" w:sz="6" w:space="0" w:color="auto"/>
+              <w:left w:val="outset" w:sz="6" w:space="0" w:color="auto"/>
+              <w:bottom w:val="outset" w:sz="6" w:space="0" w:color="auto"/>
+              <w:right w:val="outset" w:sz="6" w:space="0" w:color="auto"/>
+            </w:tcBorders>
+            <w:shd w:val="clear" w:color="auto" w:fill="FFD580"/>
+            <w:tcMar>
+              <w:top w:w="45" w:type="dxa"/>
+              <w:left w:w="45" w:type="dxa"/>
+              <w:bottom w:w="45" w:type="dxa"/>
+              <w:right w:w="45" w:type="dxa"/>
+            </w:tcMar>
+            <w:vAlign w:val="center"/>
+            <w:hideMark/>
+          </w:tcPr>
+          <w:p>
+            <w:r>
+              <w:t>Swapping Meat and Dairy for Plant</w:t>
+            </w:r>
+            <w:r>
+              <w:noBreakHyphen/>
+              <w:t>Based Foods Cuts Climate Pollution by 35%, Randomized Clinical Trial Shows</w:t>
             </w:r>
           </w:p>
         </w:tc>
@@ -138,7 +134,7 @@
                 <w:rPr>
                   <w:rStyle w:val="Hyperlink"/>
                 </w:rPr>
-                <w:t>https://medium.com/@chrisjeffrieshomelessromantic/a-pound-of-hamburger-meat-would-cost-30-without-tax-payer-subsidies-6547b80963a6</w:t>
+                <w:t>https://www.pcrm.org/news/news-releases/swapping-meat-and-dairy-plant-based-foods-cuts-climate-pollution-35-randomized</w:t>
               </w:r>
             </w:hyperlink>
           </w:p>
@@ -169,57 +165,57 @@
           </w:tcPr>
           <w:p>
             <w:r>
-              <w:t>20260306</w:t>
-            </w:r>
-          </w:p>
-        </w:tc>
-        <w:tc>
-          <w:tcPr>
-            <w:tcW w:w="0" w:type="auto"/>
-            <w:tcBorders>
-              <w:top w:val="outset" w:sz="6" w:space="0" w:color="auto"/>
-              <w:left w:val="outset" w:sz="6" w:space="0" w:color="auto"/>
-              <w:bottom w:val="outset" w:sz="6" w:space="0" w:color="auto"/>
-              <w:right w:val="outset" w:sz="6" w:space="0" w:color="auto"/>
-            </w:tcBorders>
-            <w:shd w:val="clear" w:color="auto" w:fill="FFD580"/>
-            <w:tcMar>
-              <w:top w:w="45" w:type="dxa"/>
-              <w:left w:w="45" w:type="dxa"/>
-              <w:bottom w:w="45" w:type="dxa"/>
-              <w:right w:w="45" w:type="dxa"/>
-            </w:tcMar>
-            <w:vAlign w:val="center"/>
-            <w:hideMark/>
-          </w:tcPr>
-          <w:p>
-            <w:r>
-              <w:t>194430</w:t>
-            </w:r>
-          </w:p>
-        </w:tc>
-        <w:tc>
-          <w:tcPr>
-            <w:tcW w:w="0" w:type="auto"/>
-            <w:tcBorders>
-              <w:top w:val="outset" w:sz="6" w:space="0" w:color="auto"/>
-              <w:left w:val="outset" w:sz="6" w:space="0" w:color="auto"/>
-              <w:bottom w:val="outset" w:sz="6" w:space="0" w:color="auto"/>
-              <w:right w:val="outset" w:sz="6" w:space="0" w:color="auto"/>
-            </w:tcBorders>
-            <w:shd w:val="clear" w:color="auto" w:fill="FFD580"/>
-            <w:tcMar>
-              <w:top w:w="45" w:type="dxa"/>
-              <w:left w:w="45" w:type="dxa"/>
-              <w:bottom w:w="45" w:type="dxa"/>
-              <w:right w:w="45" w:type="dxa"/>
-            </w:tcMar>
-            <w:vAlign w:val="center"/>
-            <w:hideMark/>
-          </w:tcPr>
-          <w:p>
-            <w:r>
-              <w:t>Animal Agriculture Gets ‘Scandalous’ 77% Of EU CAP Subsidies Worth €39 Billion Per Year</w:t>
+              <w:t>20260403</w:t>
+            </w:r>
+          </w:p>
+        </w:tc>
+        <w:tc>
+          <w:tcPr>
+            <w:tcW w:w="0" w:type="auto"/>
+            <w:tcBorders>
+              <w:top w:val="outset" w:sz="6" w:space="0" w:color="auto"/>
+              <w:left w:val="outset" w:sz="6" w:space="0" w:color="auto"/>
+              <w:bottom w:val="outset" w:sz="6" w:space="0" w:color="auto"/>
+              <w:right w:val="outset" w:sz="6" w:space="0" w:color="auto"/>
+            </w:tcBorders>
+            <w:shd w:val="clear" w:color="auto" w:fill="FFD580"/>
+            <w:tcMar>
+              <w:top w:w="45" w:type="dxa"/>
+              <w:left w:w="45" w:type="dxa"/>
+              <w:bottom w:w="45" w:type="dxa"/>
+              <w:right w:w="45" w:type="dxa"/>
+            </w:tcMar>
+            <w:vAlign w:val="center"/>
+            <w:hideMark/>
+          </w:tcPr>
+          <w:p>
+            <w:r>
+              <w:t>197679</w:t>
+            </w:r>
+          </w:p>
+        </w:tc>
+        <w:tc>
+          <w:tcPr>
+            <w:tcW w:w="0" w:type="auto"/>
+            <w:tcBorders>
+              <w:top w:val="outset" w:sz="6" w:space="0" w:color="auto"/>
+              <w:left w:val="outset" w:sz="6" w:space="0" w:color="auto"/>
+              <w:bottom w:val="outset" w:sz="6" w:space="0" w:color="auto"/>
+              <w:right w:val="outset" w:sz="6" w:space="0" w:color="auto"/>
+            </w:tcBorders>
+            <w:shd w:val="clear" w:color="auto" w:fill="FFD580"/>
+            <w:tcMar>
+              <w:top w:w="45" w:type="dxa"/>
+              <w:left w:w="45" w:type="dxa"/>
+              <w:bottom w:w="45" w:type="dxa"/>
+              <w:right w:w="45" w:type="dxa"/>
+            </w:tcMar>
+            <w:vAlign w:val="center"/>
+            <w:hideMark/>
+          </w:tcPr>
+          <w:p>
+            <w:r>
+              <w:t>Eating Plant-Based Is the Best Thing You Can Do for the Planet. Here Are 4 Environmental Benefits of Going Vegan</w:t>
             </w:r>
           </w:p>
         </w:tc>
@@ -248,7 +244,7 @@
                 <w:rPr>
                   <w:rStyle w:val="Hyperlink"/>
                 </w:rPr>
-                <w:t>https://plantbasednews.org/news/environment/animal-agriculture-eu-cap-subsidies-billion/</w:t>
+                <w:t>https://vegnews.com/environmental-benefits-of-vegan-diet</w:t>
               </w:r>
             </w:hyperlink>
           </w:p>
@@ -279,65 +275,57 @@
           </w:tcPr>
           <w:p>
             <w:r>
-              <w:t>20260221</w:t>
-            </w:r>
-          </w:p>
-        </w:tc>
-        <w:tc>
-          <w:tcPr>
-            <w:tcW w:w="0" w:type="auto"/>
-            <w:tcBorders>
-              <w:top w:val="outset" w:sz="6" w:space="0" w:color="auto"/>
-              <w:left w:val="outset" w:sz="6" w:space="0" w:color="auto"/>
-              <w:bottom w:val="outset" w:sz="6" w:space="0" w:color="auto"/>
-              <w:right w:val="outset" w:sz="6" w:space="0" w:color="auto"/>
-            </w:tcBorders>
-            <w:shd w:val="clear" w:color="auto" w:fill="FFD580"/>
-            <w:tcMar>
-              <w:top w:w="45" w:type="dxa"/>
-              <w:left w:w="45" w:type="dxa"/>
-              <w:bottom w:w="45" w:type="dxa"/>
-              <w:right w:w="45" w:type="dxa"/>
-            </w:tcMar>
-            <w:vAlign w:val="center"/>
-            <w:hideMark/>
-          </w:tcPr>
-          <w:p>
-            <w:r>
-              <w:t>193293</w:t>
-            </w:r>
-          </w:p>
-        </w:tc>
-        <w:tc>
-          <w:tcPr>
-            <w:tcW w:w="0" w:type="auto"/>
-            <w:tcBorders>
-              <w:top w:val="outset" w:sz="6" w:space="0" w:color="auto"/>
-              <w:left w:val="outset" w:sz="6" w:space="0" w:color="auto"/>
-              <w:bottom w:val="outset" w:sz="6" w:space="0" w:color="auto"/>
-              <w:right w:val="outset" w:sz="6" w:space="0" w:color="auto"/>
-            </w:tcBorders>
-            <w:shd w:val="clear" w:color="auto" w:fill="FFD580"/>
-            <w:tcMar>
-              <w:top w:w="45" w:type="dxa"/>
-              <w:left w:w="45" w:type="dxa"/>
-              <w:bottom w:w="45" w:type="dxa"/>
-              <w:right w:w="45" w:type="dxa"/>
-            </w:tcMar>
-            <w:vAlign w:val="center"/>
-            <w:hideMark/>
-          </w:tcPr>
-          <w:p>
-            <w:r>
-              <w:t xml:space="preserve">EU slammed as study reveals climate-harming beef and lamb </w:t>
-            </w:r>
-            <w:proofErr w:type="gramStart"/>
-            <w:r>
-              <w:t>get</w:t>
-            </w:r>
-            <w:proofErr w:type="gramEnd"/>
-            <w:r>
-              <w:t xml:space="preserve"> 580 times more subsidies than legumes</w:t>
+              <w:t>20260324</w:t>
+            </w:r>
+          </w:p>
+        </w:tc>
+        <w:tc>
+          <w:tcPr>
+            <w:tcW w:w="0" w:type="auto"/>
+            <w:tcBorders>
+              <w:top w:val="outset" w:sz="6" w:space="0" w:color="auto"/>
+              <w:left w:val="outset" w:sz="6" w:space="0" w:color="auto"/>
+              <w:bottom w:val="outset" w:sz="6" w:space="0" w:color="auto"/>
+              <w:right w:val="outset" w:sz="6" w:space="0" w:color="auto"/>
+            </w:tcBorders>
+            <w:shd w:val="clear" w:color="auto" w:fill="FFD580"/>
+            <w:tcMar>
+              <w:top w:w="45" w:type="dxa"/>
+              <w:left w:w="45" w:type="dxa"/>
+              <w:bottom w:w="45" w:type="dxa"/>
+              <w:right w:w="45" w:type="dxa"/>
+            </w:tcMar>
+            <w:vAlign w:val="center"/>
+            <w:hideMark/>
+          </w:tcPr>
+          <w:p>
+            <w:r>
+              <w:t>196548</w:t>
+            </w:r>
+          </w:p>
+        </w:tc>
+        <w:tc>
+          <w:tcPr>
+            <w:tcW w:w="0" w:type="auto"/>
+            <w:tcBorders>
+              <w:top w:val="outset" w:sz="6" w:space="0" w:color="auto"/>
+              <w:left w:val="outset" w:sz="6" w:space="0" w:color="auto"/>
+              <w:bottom w:val="outset" w:sz="6" w:space="0" w:color="auto"/>
+              <w:right w:val="outset" w:sz="6" w:space="0" w:color="auto"/>
+            </w:tcBorders>
+            <w:shd w:val="clear" w:color="auto" w:fill="FFD580"/>
+            <w:tcMar>
+              <w:top w:w="45" w:type="dxa"/>
+              <w:left w:w="45" w:type="dxa"/>
+              <w:bottom w:w="45" w:type="dxa"/>
+              <w:right w:w="45" w:type="dxa"/>
+            </w:tcMar>
+            <w:vAlign w:val="center"/>
+            <w:hideMark/>
+          </w:tcPr>
+          <w:p>
+            <w:r>
+              <w:t>No, Chicken Isn’t Healthy. Here’s Why You Should Be Eating Vegan Chicken Instead (Plus Our Favorite Plant-Based Brands!)</w:t>
             </w:r>
           </w:p>
         </w:tc>
@@ -366,7 +354,7 @@
                 <w:rPr>
                   <w:rStyle w:val="Hyperlink"/>
                 </w:rPr>
-                <w:t>https://www.euronews.com/green/2026/02/20/eu-slammed-as-study-reveals-climate-harming-beef-and-lamb-get-580-times-more-subsidies-tha</w:t>
+                <w:t>https://vegnews.com/chicken-healthy-truth</w:t>
               </w:r>
             </w:hyperlink>
           </w:p>
@@ -397,57 +385,81 @@
           </w:tcPr>
           <w:p>
             <w:r>
-              <w:t>20241104</w:t>
-            </w:r>
-          </w:p>
-        </w:tc>
-        <w:tc>
-          <w:tcPr>
-            <w:tcW w:w="0" w:type="auto"/>
-            <w:tcBorders>
-              <w:top w:val="outset" w:sz="6" w:space="0" w:color="auto"/>
-              <w:left w:val="outset" w:sz="6" w:space="0" w:color="auto"/>
-              <w:bottom w:val="outset" w:sz="6" w:space="0" w:color="auto"/>
-              <w:right w:val="outset" w:sz="6" w:space="0" w:color="auto"/>
-            </w:tcBorders>
-            <w:shd w:val="clear" w:color="auto" w:fill="FFD580"/>
-            <w:tcMar>
-              <w:top w:w="45" w:type="dxa"/>
-              <w:left w:w="45" w:type="dxa"/>
-              <w:bottom w:w="45" w:type="dxa"/>
-              <w:right w:w="45" w:type="dxa"/>
-            </w:tcMar>
-            <w:vAlign w:val="center"/>
-            <w:hideMark/>
-          </w:tcPr>
-          <w:p>
-            <w:r>
-              <w:t>141758</w:t>
-            </w:r>
-          </w:p>
-        </w:tc>
-        <w:tc>
-          <w:tcPr>
-            <w:tcW w:w="0" w:type="auto"/>
-            <w:tcBorders>
-              <w:top w:val="outset" w:sz="6" w:space="0" w:color="auto"/>
-              <w:left w:val="outset" w:sz="6" w:space="0" w:color="auto"/>
-              <w:bottom w:val="outset" w:sz="6" w:space="0" w:color="auto"/>
-              <w:right w:val="outset" w:sz="6" w:space="0" w:color="auto"/>
-            </w:tcBorders>
-            <w:shd w:val="clear" w:color="auto" w:fill="FFD580"/>
-            <w:tcMar>
-              <w:top w:w="45" w:type="dxa"/>
-              <w:left w:w="45" w:type="dxa"/>
-              <w:bottom w:w="45" w:type="dxa"/>
-              <w:right w:w="45" w:type="dxa"/>
-            </w:tcMar>
-            <w:vAlign w:val="center"/>
-            <w:hideMark/>
-          </w:tcPr>
-          <w:p>
-            <w:r>
-              <w:t>‘Welfare for the rich’: how farm subsidies wrecked Europe’s landscapes</w:t>
+              <w:t>20260311</w:t>
+            </w:r>
+          </w:p>
+        </w:tc>
+        <w:tc>
+          <w:tcPr>
+            <w:tcW w:w="0" w:type="auto"/>
+            <w:tcBorders>
+              <w:top w:val="outset" w:sz="6" w:space="0" w:color="auto"/>
+              <w:left w:val="outset" w:sz="6" w:space="0" w:color="auto"/>
+              <w:bottom w:val="outset" w:sz="6" w:space="0" w:color="auto"/>
+              <w:right w:val="outset" w:sz="6" w:space="0" w:color="auto"/>
+            </w:tcBorders>
+            <w:shd w:val="clear" w:color="auto" w:fill="FFD580"/>
+            <w:tcMar>
+              <w:top w:w="45" w:type="dxa"/>
+              <w:left w:w="45" w:type="dxa"/>
+              <w:bottom w:w="45" w:type="dxa"/>
+              <w:right w:w="45" w:type="dxa"/>
+            </w:tcMar>
+            <w:vAlign w:val="center"/>
+            <w:hideMark/>
+          </w:tcPr>
+          <w:p>
+            <w:r>
+              <w:t>195016</w:t>
+            </w:r>
+          </w:p>
+        </w:tc>
+        <w:tc>
+          <w:tcPr>
+            <w:tcW w:w="0" w:type="auto"/>
+            <w:tcBorders>
+              <w:top w:val="outset" w:sz="6" w:space="0" w:color="auto"/>
+              <w:left w:val="outset" w:sz="6" w:space="0" w:color="auto"/>
+              <w:bottom w:val="outset" w:sz="6" w:space="0" w:color="auto"/>
+              <w:right w:val="outset" w:sz="6" w:space="0" w:color="auto"/>
+            </w:tcBorders>
+            <w:shd w:val="clear" w:color="auto" w:fill="FFD580"/>
+            <w:tcMar>
+              <w:top w:w="45" w:type="dxa"/>
+              <w:left w:w="45" w:type="dxa"/>
+              <w:bottom w:w="45" w:type="dxa"/>
+              <w:right w:w="45" w:type="dxa"/>
+            </w:tcMar>
+            <w:vAlign w:val="center"/>
+            <w:hideMark/>
+          </w:tcPr>
+          <w:p>
+            <w:r>
+              <w:t xml:space="preserve">Is Going Vegan Actually </w:t>
+            </w:r>
+            <w:proofErr w:type="gramStart"/>
+            <w:r>
+              <w:t>The</w:t>
+            </w:r>
+            <w:proofErr w:type="gramEnd"/>
+            <w:r>
+              <w:t xml:space="preserve"> Best Thing You Can Do </w:t>
+            </w:r>
+            <w:proofErr w:type="gramStart"/>
+            <w:r>
+              <w:t>For</w:t>
+            </w:r>
+            <w:proofErr w:type="gramEnd"/>
+            <w:r>
+              <w:t xml:space="preserve"> </w:t>
+            </w:r>
+            <w:proofErr w:type="gramStart"/>
+            <w:r>
+              <w:t>The</w:t>
+            </w:r>
+            <w:proofErr w:type="gramEnd"/>
+            <w:r>
+              <w:t xml:space="preserve"> Environment?</w:t>
             </w:r>
           </w:p>
         </w:tc>
@@ -476,7 +488,7 @@
                 <w:rPr>
                   <w:rStyle w:val="Hyperlink"/>
                 </w:rPr>
-                <w:t>https://www.msn.com/en-gb/news/uknews/welfare-for-the-rich-how-farm-subsidies-wrecked-europe-s-landscapes/ar-AA1tmZzx?ocid=windirect&amp;cvid=597af7ad831849b695d8ac269d4a1dac&amp;ei=31</w:t>
+                <w:t>https://stellar.ie/trending/is-going-vegan-actually-the-best-thing-you-can-do-for-the-environment/147952</w:t>
               </w:r>
             </w:hyperlink>
           </w:p>
@@ -507,58 +519,57 @@
           </w:tcPr>
           <w:p>
             <w:r>
-              <w:lastRenderedPageBreak/>
-              <w:t>20241029</w:t>
-            </w:r>
-          </w:p>
-        </w:tc>
-        <w:tc>
-          <w:tcPr>
-            <w:tcW w:w="0" w:type="auto"/>
-            <w:tcBorders>
-              <w:top w:val="outset" w:sz="6" w:space="0" w:color="auto"/>
-              <w:left w:val="outset" w:sz="6" w:space="0" w:color="auto"/>
-              <w:bottom w:val="outset" w:sz="6" w:space="0" w:color="auto"/>
-              <w:right w:val="outset" w:sz="6" w:space="0" w:color="auto"/>
-            </w:tcBorders>
-            <w:shd w:val="clear" w:color="auto" w:fill="FFD580"/>
-            <w:tcMar>
-              <w:top w:w="45" w:type="dxa"/>
-              <w:left w:w="45" w:type="dxa"/>
-              <w:bottom w:w="45" w:type="dxa"/>
-              <w:right w:w="45" w:type="dxa"/>
-            </w:tcMar>
-            <w:vAlign w:val="center"/>
-            <w:hideMark/>
-          </w:tcPr>
-          <w:p>
-            <w:r>
-              <w:t>141188</w:t>
-            </w:r>
-          </w:p>
-        </w:tc>
-        <w:tc>
-          <w:tcPr>
-            <w:tcW w:w="0" w:type="auto"/>
-            <w:tcBorders>
-              <w:top w:val="outset" w:sz="6" w:space="0" w:color="auto"/>
-              <w:left w:val="outset" w:sz="6" w:space="0" w:color="auto"/>
-              <w:bottom w:val="outset" w:sz="6" w:space="0" w:color="auto"/>
-              <w:right w:val="outset" w:sz="6" w:space="0" w:color="auto"/>
-            </w:tcBorders>
-            <w:shd w:val="clear" w:color="auto" w:fill="FFD580"/>
-            <w:tcMar>
-              <w:top w:w="45" w:type="dxa"/>
-              <w:left w:w="45" w:type="dxa"/>
-              <w:bottom w:w="45" w:type="dxa"/>
-              <w:right w:w="45" w:type="dxa"/>
-            </w:tcMar>
-            <w:vAlign w:val="center"/>
-            <w:hideMark/>
-          </w:tcPr>
-          <w:p>
-            <w:r>
-              <w:t>USDA livestock subsidies top $72B</w:t>
+              <w:t>20260106</w:t>
+            </w:r>
+          </w:p>
+        </w:tc>
+        <w:tc>
+          <w:tcPr>
+            <w:tcW w:w="0" w:type="auto"/>
+            <w:tcBorders>
+              <w:top w:val="outset" w:sz="6" w:space="0" w:color="auto"/>
+              <w:left w:val="outset" w:sz="6" w:space="0" w:color="auto"/>
+              <w:bottom w:val="outset" w:sz="6" w:space="0" w:color="auto"/>
+              <w:right w:val="outset" w:sz="6" w:space="0" w:color="auto"/>
+            </w:tcBorders>
+            <w:shd w:val="clear" w:color="auto" w:fill="FFD580"/>
+            <w:tcMar>
+              <w:top w:w="45" w:type="dxa"/>
+              <w:left w:w="45" w:type="dxa"/>
+              <w:bottom w:w="45" w:type="dxa"/>
+              <w:right w:w="45" w:type="dxa"/>
+            </w:tcMar>
+            <w:vAlign w:val="center"/>
+            <w:hideMark/>
+          </w:tcPr>
+          <w:p>
+            <w:r>
+              <w:t>189425</w:t>
+            </w:r>
+          </w:p>
+        </w:tc>
+        <w:tc>
+          <w:tcPr>
+            <w:tcW w:w="0" w:type="auto"/>
+            <w:tcBorders>
+              <w:top w:val="outset" w:sz="6" w:space="0" w:color="auto"/>
+              <w:left w:val="outset" w:sz="6" w:space="0" w:color="auto"/>
+              <w:bottom w:val="outset" w:sz="6" w:space="0" w:color="auto"/>
+              <w:right w:val="outset" w:sz="6" w:space="0" w:color="auto"/>
+            </w:tcBorders>
+            <w:shd w:val="clear" w:color="auto" w:fill="FFD580"/>
+            <w:tcMar>
+              <w:top w:w="45" w:type="dxa"/>
+              <w:left w:w="45" w:type="dxa"/>
+              <w:bottom w:w="45" w:type="dxa"/>
+              <w:right w:w="45" w:type="dxa"/>
+            </w:tcMar>
+            <w:vAlign w:val="center"/>
+            <w:hideMark/>
+          </w:tcPr>
+          <w:p>
+            <w:r>
+              <w:t>Vegan vs meat: the environmental comparison that ends the debate</w:t>
             </w:r>
           </w:p>
         </w:tc>
@@ -587,1112 +598,7 @@
                 <w:rPr>
                   <w:rStyle w:val="Hyperlink"/>
                 </w:rPr>
-                <w:t>https://www.ewg.org/news-insights/news/2024/10/usda-livestock-subsidies-top-59-billion</w:t>
-              </w:r>
-            </w:hyperlink>
-          </w:p>
-        </w:tc>
-      </w:tr>
-      <w:tr>
-        <w:trPr>
-          <w:tblCellSpacing w:w="15" w:type="dxa"/>
-        </w:trPr>
-        <w:tc>
-          <w:tcPr>
-            <w:tcW w:w="0" w:type="auto"/>
-            <w:tcBorders>
-              <w:top w:val="outset" w:sz="6" w:space="0" w:color="auto"/>
-              <w:left w:val="outset" w:sz="6" w:space="0" w:color="auto"/>
-              <w:bottom w:val="outset" w:sz="6" w:space="0" w:color="auto"/>
-              <w:right w:val="outset" w:sz="6" w:space="0" w:color="auto"/>
-            </w:tcBorders>
-            <w:shd w:val="clear" w:color="auto" w:fill="FFD580"/>
-            <w:tcMar>
-              <w:top w:w="45" w:type="dxa"/>
-              <w:left w:w="45" w:type="dxa"/>
-              <w:bottom w:w="45" w:type="dxa"/>
-              <w:right w:w="45" w:type="dxa"/>
-            </w:tcMar>
-            <w:vAlign w:val="center"/>
-            <w:hideMark/>
-          </w:tcPr>
-          <w:p>
-            <w:r>
-              <w:t>20241029</w:t>
-            </w:r>
-          </w:p>
-        </w:tc>
-        <w:tc>
-          <w:tcPr>
-            <w:tcW w:w="0" w:type="auto"/>
-            <w:tcBorders>
-              <w:top w:val="outset" w:sz="6" w:space="0" w:color="auto"/>
-              <w:left w:val="outset" w:sz="6" w:space="0" w:color="auto"/>
-              <w:bottom w:val="outset" w:sz="6" w:space="0" w:color="auto"/>
-              <w:right w:val="outset" w:sz="6" w:space="0" w:color="auto"/>
-            </w:tcBorders>
-            <w:shd w:val="clear" w:color="auto" w:fill="FFD580"/>
-            <w:tcMar>
-              <w:top w:w="45" w:type="dxa"/>
-              <w:left w:w="45" w:type="dxa"/>
-              <w:bottom w:w="45" w:type="dxa"/>
-              <w:right w:w="45" w:type="dxa"/>
-            </w:tcMar>
-            <w:vAlign w:val="center"/>
-            <w:hideMark/>
-          </w:tcPr>
-          <w:p>
-            <w:r>
-              <w:t>141182</w:t>
-            </w:r>
-          </w:p>
-        </w:tc>
-        <w:tc>
-          <w:tcPr>
-            <w:tcW w:w="0" w:type="auto"/>
-            <w:tcBorders>
-              <w:top w:val="outset" w:sz="6" w:space="0" w:color="auto"/>
-              <w:left w:val="outset" w:sz="6" w:space="0" w:color="auto"/>
-              <w:bottom w:val="outset" w:sz="6" w:space="0" w:color="auto"/>
-              <w:right w:val="outset" w:sz="6" w:space="0" w:color="auto"/>
-            </w:tcBorders>
-            <w:shd w:val="clear" w:color="auto" w:fill="FFD580"/>
-            <w:tcMar>
-              <w:top w:w="45" w:type="dxa"/>
-              <w:left w:w="45" w:type="dxa"/>
-              <w:bottom w:w="45" w:type="dxa"/>
-              <w:right w:w="45" w:type="dxa"/>
-            </w:tcMar>
-            <w:vAlign w:val="center"/>
-            <w:hideMark/>
-          </w:tcPr>
-          <w:p>
-            <w:r>
-              <w:t>Agricultural subsidies are killing Americans and fueling the climate crisis</w:t>
-            </w:r>
-          </w:p>
-        </w:tc>
-        <w:tc>
-          <w:tcPr>
-            <w:tcW w:w="0" w:type="auto"/>
-            <w:tcBorders>
-              <w:top w:val="outset" w:sz="6" w:space="0" w:color="auto"/>
-              <w:left w:val="outset" w:sz="6" w:space="0" w:color="auto"/>
-              <w:bottom w:val="outset" w:sz="6" w:space="0" w:color="auto"/>
-              <w:right w:val="outset" w:sz="6" w:space="0" w:color="auto"/>
-            </w:tcBorders>
-            <w:shd w:val="clear" w:color="auto" w:fill="FFD580"/>
-            <w:tcMar>
-              <w:top w:w="45" w:type="dxa"/>
-              <w:left w:w="45" w:type="dxa"/>
-              <w:bottom w:w="45" w:type="dxa"/>
-              <w:right w:w="45" w:type="dxa"/>
-            </w:tcMar>
-            <w:vAlign w:val="center"/>
-            <w:hideMark/>
-          </w:tcPr>
-          <w:p>
-            <w:hyperlink r:id="rId9" w:tgtFrame="_blank" w:history="1">
-              <w:r>
-                <w:rPr>
-                  <w:rStyle w:val="Hyperlink"/>
-                </w:rPr>
-                <w:t>https://www.statnews.com/2024/10/28/farm-bill-agricultural-subsidies-ultra-processed-foods-climate-change-chronic-disease/</w:t>
-              </w:r>
-            </w:hyperlink>
-          </w:p>
-        </w:tc>
-      </w:tr>
-      <w:tr>
-        <w:trPr>
-          <w:tblCellSpacing w:w="15" w:type="dxa"/>
-        </w:trPr>
-        <w:tc>
-          <w:tcPr>
-            <w:tcW w:w="0" w:type="auto"/>
-            <w:tcBorders>
-              <w:top w:val="outset" w:sz="6" w:space="0" w:color="auto"/>
-              <w:left w:val="outset" w:sz="6" w:space="0" w:color="auto"/>
-              <w:bottom w:val="outset" w:sz="6" w:space="0" w:color="auto"/>
-              <w:right w:val="outset" w:sz="6" w:space="0" w:color="auto"/>
-            </w:tcBorders>
-            <w:shd w:val="clear" w:color="auto" w:fill="FFD580"/>
-            <w:tcMar>
-              <w:top w:w="45" w:type="dxa"/>
-              <w:left w:w="45" w:type="dxa"/>
-              <w:bottom w:w="45" w:type="dxa"/>
-              <w:right w:w="45" w:type="dxa"/>
-            </w:tcMar>
-            <w:vAlign w:val="center"/>
-            <w:hideMark/>
-          </w:tcPr>
-          <w:p>
-            <w:r>
-              <w:t>20240918</w:t>
-            </w:r>
-          </w:p>
-        </w:tc>
-        <w:tc>
-          <w:tcPr>
-            <w:tcW w:w="0" w:type="auto"/>
-            <w:tcBorders>
-              <w:top w:val="outset" w:sz="6" w:space="0" w:color="auto"/>
-              <w:left w:val="outset" w:sz="6" w:space="0" w:color="auto"/>
-              <w:bottom w:val="outset" w:sz="6" w:space="0" w:color="auto"/>
-              <w:right w:val="outset" w:sz="6" w:space="0" w:color="auto"/>
-            </w:tcBorders>
-            <w:shd w:val="clear" w:color="auto" w:fill="FFD580"/>
-            <w:tcMar>
-              <w:top w:w="45" w:type="dxa"/>
-              <w:left w:w="45" w:type="dxa"/>
-              <w:bottom w:w="45" w:type="dxa"/>
-              <w:right w:w="45" w:type="dxa"/>
-            </w:tcMar>
-            <w:vAlign w:val="center"/>
-            <w:hideMark/>
-          </w:tcPr>
-          <w:p>
-            <w:r>
-              <w:t>137760</w:t>
-            </w:r>
-          </w:p>
-        </w:tc>
-        <w:tc>
-          <w:tcPr>
-            <w:tcW w:w="0" w:type="auto"/>
-            <w:tcBorders>
-              <w:top w:val="outset" w:sz="6" w:space="0" w:color="auto"/>
-              <w:left w:val="outset" w:sz="6" w:space="0" w:color="auto"/>
-              <w:bottom w:val="outset" w:sz="6" w:space="0" w:color="auto"/>
-              <w:right w:val="outset" w:sz="6" w:space="0" w:color="auto"/>
-            </w:tcBorders>
-            <w:shd w:val="clear" w:color="auto" w:fill="FFD580"/>
-            <w:tcMar>
-              <w:top w:w="45" w:type="dxa"/>
-              <w:left w:w="45" w:type="dxa"/>
-              <w:bottom w:w="45" w:type="dxa"/>
-              <w:right w:w="45" w:type="dxa"/>
-            </w:tcMar>
-            <w:vAlign w:val="center"/>
-            <w:hideMark/>
-          </w:tcPr>
-          <w:p>
-            <w:r>
-              <w:t>Global spending on subsidies that harm environment rises to $2.6tn, report says</w:t>
-            </w:r>
-          </w:p>
-        </w:tc>
-        <w:tc>
-          <w:tcPr>
-            <w:tcW w:w="0" w:type="auto"/>
-            <w:tcBorders>
-              <w:top w:val="outset" w:sz="6" w:space="0" w:color="auto"/>
-              <w:left w:val="outset" w:sz="6" w:space="0" w:color="auto"/>
-              <w:bottom w:val="outset" w:sz="6" w:space="0" w:color="auto"/>
-              <w:right w:val="outset" w:sz="6" w:space="0" w:color="auto"/>
-            </w:tcBorders>
-            <w:shd w:val="clear" w:color="auto" w:fill="FFD580"/>
-            <w:tcMar>
-              <w:top w:w="45" w:type="dxa"/>
-              <w:left w:w="45" w:type="dxa"/>
-              <w:bottom w:w="45" w:type="dxa"/>
-              <w:right w:w="45" w:type="dxa"/>
-            </w:tcMar>
-            <w:vAlign w:val="center"/>
-            <w:hideMark/>
-          </w:tcPr>
-          <w:p>
-            <w:hyperlink r:id="rId10" w:tgtFrame="_blank" w:history="1">
-              <w:r>
-                <w:rPr>
-                  <w:rStyle w:val="Hyperlink"/>
-                </w:rPr>
-                <w:t>https://www.msn.com/en-gb/news/world/global-spending-on-subsidies-that-harm-environment-rises-to-2-6tn-report-says/ar-AA1qJQl5?ocid=windirect&amp;cvid=c9de4422b3a34dc49d3d4728f0f8f8e6&amp;ei=82</w:t>
-              </w:r>
-            </w:hyperlink>
-          </w:p>
-        </w:tc>
-      </w:tr>
-      <w:tr>
-        <w:trPr>
-          <w:tblCellSpacing w:w="15" w:type="dxa"/>
-        </w:trPr>
-        <w:tc>
-          <w:tcPr>
-            <w:tcW w:w="0" w:type="auto"/>
-            <w:tcBorders>
-              <w:top w:val="outset" w:sz="6" w:space="0" w:color="auto"/>
-              <w:left w:val="outset" w:sz="6" w:space="0" w:color="auto"/>
-              <w:bottom w:val="outset" w:sz="6" w:space="0" w:color="auto"/>
-              <w:right w:val="outset" w:sz="6" w:space="0" w:color="auto"/>
-            </w:tcBorders>
-            <w:shd w:val="clear" w:color="auto" w:fill="FFD580"/>
-            <w:tcMar>
-              <w:top w:w="45" w:type="dxa"/>
-              <w:left w:w="45" w:type="dxa"/>
-              <w:bottom w:w="45" w:type="dxa"/>
-              <w:right w:w="45" w:type="dxa"/>
-            </w:tcMar>
-            <w:vAlign w:val="center"/>
-            <w:hideMark/>
-          </w:tcPr>
-          <w:p>
-            <w:r>
-              <w:t>20240606</w:t>
-            </w:r>
-          </w:p>
-        </w:tc>
-        <w:tc>
-          <w:tcPr>
-            <w:tcW w:w="0" w:type="auto"/>
-            <w:tcBorders>
-              <w:top w:val="outset" w:sz="6" w:space="0" w:color="auto"/>
-              <w:left w:val="outset" w:sz="6" w:space="0" w:color="auto"/>
-              <w:bottom w:val="outset" w:sz="6" w:space="0" w:color="auto"/>
-              <w:right w:val="outset" w:sz="6" w:space="0" w:color="auto"/>
-            </w:tcBorders>
-            <w:shd w:val="clear" w:color="auto" w:fill="FFD580"/>
-            <w:tcMar>
-              <w:top w:w="45" w:type="dxa"/>
-              <w:left w:w="45" w:type="dxa"/>
-              <w:bottom w:w="45" w:type="dxa"/>
-              <w:right w:w="45" w:type="dxa"/>
-            </w:tcMar>
-            <w:vAlign w:val="center"/>
-            <w:hideMark/>
-          </w:tcPr>
-          <w:p>
-            <w:r>
-              <w:t>130221</w:t>
-            </w:r>
-          </w:p>
-        </w:tc>
-        <w:tc>
-          <w:tcPr>
-            <w:tcW w:w="0" w:type="auto"/>
-            <w:tcBorders>
-              <w:top w:val="outset" w:sz="6" w:space="0" w:color="auto"/>
-              <w:left w:val="outset" w:sz="6" w:space="0" w:color="auto"/>
-              <w:bottom w:val="outset" w:sz="6" w:space="0" w:color="auto"/>
-              <w:right w:val="outset" w:sz="6" w:space="0" w:color="auto"/>
-            </w:tcBorders>
-            <w:shd w:val="clear" w:color="auto" w:fill="FFD580"/>
-            <w:tcMar>
-              <w:top w:w="45" w:type="dxa"/>
-              <w:left w:w="45" w:type="dxa"/>
-              <w:bottom w:w="45" w:type="dxa"/>
-              <w:right w:w="45" w:type="dxa"/>
-            </w:tcMar>
-            <w:vAlign w:val="center"/>
-            <w:hideMark/>
-          </w:tcPr>
-          <w:p>
-            <w:r>
-              <w:t>Meat &amp; Dairy Industry Have Weakened &amp; Stalled Key EU Climate Policies: Report</w:t>
-            </w:r>
-          </w:p>
-        </w:tc>
-        <w:tc>
-          <w:tcPr>
-            <w:tcW w:w="0" w:type="auto"/>
-            <w:tcBorders>
-              <w:top w:val="outset" w:sz="6" w:space="0" w:color="auto"/>
-              <w:left w:val="outset" w:sz="6" w:space="0" w:color="auto"/>
-              <w:bottom w:val="outset" w:sz="6" w:space="0" w:color="auto"/>
-              <w:right w:val="outset" w:sz="6" w:space="0" w:color="auto"/>
-            </w:tcBorders>
-            <w:shd w:val="clear" w:color="auto" w:fill="FFD580"/>
-            <w:tcMar>
-              <w:top w:w="45" w:type="dxa"/>
-              <w:left w:w="45" w:type="dxa"/>
-              <w:bottom w:w="45" w:type="dxa"/>
-              <w:right w:w="45" w:type="dxa"/>
-            </w:tcMar>
-            <w:vAlign w:val="center"/>
-            <w:hideMark/>
-          </w:tcPr>
-          <w:p>
-            <w:hyperlink r:id="rId11" w:tgtFrame="_blank" w:history="1">
-              <w:r>
-                <w:rPr>
-                  <w:rStyle w:val="Hyperlink"/>
-                </w:rPr>
-                <w:t>https://www.greenqueen.com.hk/meat-and-dairy-industry-lobbying-eu-climate-change-policies/</w:t>
-              </w:r>
-            </w:hyperlink>
-          </w:p>
-        </w:tc>
-      </w:tr>
-      <w:tr>
-        <w:trPr>
-          <w:tblCellSpacing w:w="15" w:type="dxa"/>
-        </w:trPr>
-        <w:tc>
-          <w:tcPr>
-            <w:tcW w:w="0" w:type="auto"/>
-            <w:tcBorders>
-              <w:top w:val="outset" w:sz="6" w:space="0" w:color="auto"/>
-              <w:left w:val="outset" w:sz="6" w:space="0" w:color="auto"/>
-              <w:bottom w:val="outset" w:sz="6" w:space="0" w:color="auto"/>
-              <w:right w:val="outset" w:sz="6" w:space="0" w:color="auto"/>
-            </w:tcBorders>
-            <w:shd w:val="clear" w:color="auto" w:fill="FFD580"/>
-            <w:tcMar>
-              <w:top w:w="45" w:type="dxa"/>
-              <w:left w:w="45" w:type="dxa"/>
-              <w:bottom w:w="45" w:type="dxa"/>
-              <w:right w:w="45" w:type="dxa"/>
-            </w:tcMar>
-            <w:vAlign w:val="center"/>
-            <w:hideMark/>
-          </w:tcPr>
-          <w:p>
-            <w:r>
-              <w:t>20240530</w:t>
-            </w:r>
-          </w:p>
-        </w:tc>
-        <w:tc>
-          <w:tcPr>
-            <w:tcW w:w="0" w:type="auto"/>
-            <w:tcBorders>
-              <w:top w:val="outset" w:sz="6" w:space="0" w:color="auto"/>
-              <w:left w:val="outset" w:sz="6" w:space="0" w:color="auto"/>
-              <w:bottom w:val="outset" w:sz="6" w:space="0" w:color="auto"/>
-              <w:right w:val="outset" w:sz="6" w:space="0" w:color="auto"/>
-            </w:tcBorders>
-            <w:shd w:val="clear" w:color="auto" w:fill="FFD580"/>
-            <w:tcMar>
-              <w:top w:w="45" w:type="dxa"/>
-              <w:left w:w="45" w:type="dxa"/>
-              <w:bottom w:w="45" w:type="dxa"/>
-              <w:right w:w="45" w:type="dxa"/>
-            </w:tcMar>
-            <w:vAlign w:val="center"/>
-            <w:hideMark/>
-          </w:tcPr>
-          <w:p>
-            <w:r>
-              <w:t>129858</w:t>
-            </w:r>
-          </w:p>
-        </w:tc>
-        <w:tc>
-          <w:tcPr>
-            <w:tcW w:w="0" w:type="auto"/>
-            <w:tcBorders>
-              <w:top w:val="outset" w:sz="6" w:space="0" w:color="auto"/>
-              <w:left w:val="outset" w:sz="6" w:space="0" w:color="auto"/>
-              <w:bottom w:val="outset" w:sz="6" w:space="0" w:color="auto"/>
-              <w:right w:val="outset" w:sz="6" w:space="0" w:color="auto"/>
-            </w:tcBorders>
-            <w:shd w:val="clear" w:color="auto" w:fill="FFD580"/>
-            <w:tcMar>
-              <w:top w:w="45" w:type="dxa"/>
-              <w:left w:w="45" w:type="dxa"/>
-              <w:bottom w:w="45" w:type="dxa"/>
-              <w:right w:w="45" w:type="dxa"/>
-            </w:tcMar>
-            <w:vAlign w:val="center"/>
-            <w:hideMark/>
-          </w:tcPr>
-          <w:p>
-            <w:r>
-              <w:t>To Tackle Climate Crisis, the World Bank Must Stop Financing Industrial Livestock</w:t>
-            </w:r>
-          </w:p>
-        </w:tc>
-        <w:tc>
-          <w:tcPr>
-            <w:tcW w:w="0" w:type="auto"/>
-            <w:tcBorders>
-              <w:top w:val="outset" w:sz="6" w:space="0" w:color="auto"/>
-              <w:left w:val="outset" w:sz="6" w:space="0" w:color="auto"/>
-              <w:bottom w:val="outset" w:sz="6" w:space="0" w:color="auto"/>
-              <w:right w:val="outset" w:sz="6" w:space="0" w:color="auto"/>
-            </w:tcBorders>
-            <w:shd w:val="clear" w:color="auto" w:fill="FFD580"/>
-            <w:tcMar>
-              <w:top w:w="45" w:type="dxa"/>
-              <w:left w:w="45" w:type="dxa"/>
-              <w:bottom w:w="45" w:type="dxa"/>
-              <w:right w:w="45" w:type="dxa"/>
-            </w:tcMar>
-            <w:vAlign w:val="center"/>
-            <w:hideMark/>
-          </w:tcPr>
-          <w:p>
-            <w:hyperlink r:id="rId12" w:anchor="google_vignette" w:tgtFrame="_blank" w:history="1">
-              <w:r>
-                <w:rPr>
-                  <w:rStyle w:val="Hyperlink"/>
-                </w:rPr>
-                <w:t>https://www.ipsnews.net/2024/05/tackle-climate-crisis-world-bank-must-stop-financing-industrial-livestock/#google_vignette</w:t>
-              </w:r>
-            </w:hyperlink>
-          </w:p>
-        </w:tc>
-      </w:tr>
-      <w:tr>
-        <w:trPr>
-          <w:tblCellSpacing w:w="15" w:type="dxa"/>
-        </w:trPr>
-        <w:tc>
-          <w:tcPr>
-            <w:tcW w:w="0" w:type="auto"/>
-            <w:tcBorders>
-              <w:top w:val="outset" w:sz="6" w:space="0" w:color="auto"/>
-              <w:left w:val="outset" w:sz="6" w:space="0" w:color="auto"/>
-              <w:bottom w:val="outset" w:sz="6" w:space="0" w:color="auto"/>
-              <w:right w:val="outset" w:sz="6" w:space="0" w:color="auto"/>
-            </w:tcBorders>
-            <w:shd w:val="clear" w:color="auto" w:fill="FFD580"/>
-            <w:tcMar>
-              <w:top w:w="45" w:type="dxa"/>
-              <w:left w:w="45" w:type="dxa"/>
-              <w:bottom w:w="45" w:type="dxa"/>
-              <w:right w:w="45" w:type="dxa"/>
-            </w:tcMar>
-            <w:vAlign w:val="center"/>
-            <w:hideMark/>
-          </w:tcPr>
-          <w:p>
-            <w:r>
-              <w:lastRenderedPageBreak/>
-              <w:t>20240416</w:t>
-            </w:r>
-          </w:p>
-        </w:tc>
-        <w:tc>
-          <w:tcPr>
-            <w:tcW w:w="0" w:type="auto"/>
-            <w:tcBorders>
-              <w:top w:val="outset" w:sz="6" w:space="0" w:color="auto"/>
-              <w:left w:val="outset" w:sz="6" w:space="0" w:color="auto"/>
-              <w:bottom w:val="outset" w:sz="6" w:space="0" w:color="auto"/>
-              <w:right w:val="outset" w:sz="6" w:space="0" w:color="auto"/>
-            </w:tcBorders>
-            <w:shd w:val="clear" w:color="auto" w:fill="FFD580"/>
-            <w:tcMar>
-              <w:top w:w="45" w:type="dxa"/>
-              <w:left w:w="45" w:type="dxa"/>
-              <w:bottom w:w="45" w:type="dxa"/>
-              <w:right w:w="45" w:type="dxa"/>
-            </w:tcMar>
-            <w:vAlign w:val="center"/>
-            <w:hideMark/>
-          </w:tcPr>
-          <w:p>
-            <w:r>
-              <w:t>126753</w:t>
-            </w:r>
-          </w:p>
-        </w:tc>
-        <w:tc>
-          <w:tcPr>
-            <w:tcW w:w="0" w:type="auto"/>
-            <w:tcBorders>
-              <w:top w:val="outset" w:sz="6" w:space="0" w:color="auto"/>
-              <w:left w:val="outset" w:sz="6" w:space="0" w:color="auto"/>
-              <w:bottom w:val="outset" w:sz="6" w:space="0" w:color="auto"/>
-              <w:right w:val="outset" w:sz="6" w:space="0" w:color="auto"/>
-            </w:tcBorders>
-            <w:shd w:val="clear" w:color="auto" w:fill="FFD580"/>
-            <w:tcMar>
-              <w:top w:w="45" w:type="dxa"/>
-              <w:left w:w="45" w:type="dxa"/>
-              <w:bottom w:w="45" w:type="dxa"/>
-              <w:right w:w="45" w:type="dxa"/>
-            </w:tcMar>
-            <w:vAlign w:val="center"/>
-            <w:hideMark/>
-          </w:tcPr>
-          <w:p>
-            <w:r>
-              <w:t>Knight Bites: The true cost of meat</w:t>
-            </w:r>
-          </w:p>
-        </w:tc>
-        <w:tc>
-          <w:tcPr>
-            <w:tcW w:w="0" w:type="auto"/>
-            <w:tcBorders>
-              <w:top w:val="outset" w:sz="6" w:space="0" w:color="auto"/>
-              <w:left w:val="outset" w:sz="6" w:space="0" w:color="auto"/>
-              <w:bottom w:val="outset" w:sz="6" w:space="0" w:color="auto"/>
-              <w:right w:val="outset" w:sz="6" w:space="0" w:color="auto"/>
-            </w:tcBorders>
-            <w:shd w:val="clear" w:color="auto" w:fill="FFD580"/>
-            <w:tcMar>
-              <w:top w:w="45" w:type="dxa"/>
-              <w:left w:w="45" w:type="dxa"/>
-              <w:bottom w:w="45" w:type="dxa"/>
-              <w:right w:w="45" w:type="dxa"/>
-            </w:tcMar>
-            <w:vAlign w:val="center"/>
-            <w:hideMark/>
-          </w:tcPr>
-          <w:p>
-            <w:hyperlink r:id="rId13" w:tgtFrame="_blank" w:history="1">
-              <w:r>
-                <w:rPr>
-                  <w:rStyle w:val="Hyperlink"/>
-                </w:rPr>
-                <w:t>https://www.corporateknights.com/food-beverage/knight-bites-the-true-cost-of-meat/</w:t>
-              </w:r>
-            </w:hyperlink>
-          </w:p>
-        </w:tc>
-      </w:tr>
-      <w:tr>
-        <w:trPr>
-          <w:tblCellSpacing w:w="15" w:type="dxa"/>
-        </w:trPr>
-        <w:tc>
-          <w:tcPr>
-            <w:tcW w:w="0" w:type="auto"/>
-            <w:tcBorders>
-              <w:top w:val="outset" w:sz="6" w:space="0" w:color="auto"/>
-              <w:left w:val="outset" w:sz="6" w:space="0" w:color="auto"/>
-              <w:bottom w:val="outset" w:sz="6" w:space="0" w:color="auto"/>
-              <w:right w:val="outset" w:sz="6" w:space="0" w:color="auto"/>
-            </w:tcBorders>
-            <w:shd w:val="clear" w:color="auto" w:fill="FFD580"/>
-            <w:tcMar>
-              <w:top w:w="45" w:type="dxa"/>
-              <w:left w:w="45" w:type="dxa"/>
-              <w:bottom w:w="45" w:type="dxa"/>
-              <w:right w:w="45" w:type="dxa"/>
-            </w:tcMar>
-            <w:vAlign w:val="center"/>
-            <w:hideMark/>
-          </w:tcPr>
-          <w:p>
-            <w:r>
-              <w:t>20240410</w:t>
-            </w:r>
-          </w:p>
-        </w:tc>
-        <w:tc>
-          <w:tcPr>
-            <w:tcW w:w="0" w:type="auto"/>
-            <w:tcBorders>
-              <w:top w:val="outset" w:sz="6" w:space="0" w:color="auto"/>
-              <w:left w:val="outset" w:sz="6" w:space="0" w:color="auto"/>
-              <w:bottom w:val="outset" w:sz="6" w:space="0" w:color="auto"/>
-              <w:right w:val="outset" w:sz="6" w:space="0" w:color="auto"/>
-            </w:tcBorders>
-            <w:shd w:val="clear" w:color="auto" w:fill="FFD580"/>
-            <w:tcMar>
-              <w:top w:w="45" w:type="dxa"/>
-              <w:left w:w="45" w:type="dxa"/>
-              <w:bottom w:w="45" w:type="dxa"/>
-              <w:right w:w="45" w:type="dxa"/>
-            </w:tcMar>
-            <w:vAlign w:val="center"/>
-            <w:hideMark/>
-          </w:tcPr>
-          <w:p>
-            <w:r>
-              <w:t>126248</w:t>
-            </w:r>
-          </w:p>
-        </w:tc>
-        <w:tc>
-          <w:tcPr>
-            <w:tcW w:w="0" w:type="auto"/>
-            <w:tcBorders>
-              <w:top w:val="outset" w:sz="6" w:space="0" w:color="auto"/>
-              <w:left w:val="outset" w:sz="6" w:space="0" w:color="auto"/>
-              <w:bottom w:val="outset" w:sz="6" w:space="0" w:color="auto"/>
-              <w:right w:val="outset" w:sz="6" w:space="0" w:color="auto"/>
-            </w:tcBorders>
-            <w:shd w:val="clear" w:color="auto" w:fill="FFD580"/>
-            <w:tcMar>
-              <w:top w:w="45" w:type="dxa"/>
-              <w:left w:w="45" w:type="dxa"/>
-              <w:bottom w:w="45" w:type="dxa"/>
-              <w:right w:w="45" w:type="dxa"/>
-            </w:tcMar>
-            <w:vAlign w:val="center"/>
-            <w:hideMark/>
-          </w:tcPr>
-          <w:p>
-            <w:r>
-              <w:t>Report: Banks Should Set Stricter Climate Goals for Agriculture Clients</w:t>
-            </w:r>
-          </w:p>
-        </w:tc>
-        <w:tc>
-          <w:tcPr>
-            <w:tcW w:w="0" w:type="auto"/>
-            <w:tcBorders>
-              <w:top w:val="outset" w:sz="6" w:space="0" w:color="auto"/>
-              <w:left w:val="outset" w:sz="6" w:space="0" w:color="auto"/>
-              <w:bottom w:val="outset" w:sz="6" w:space="0" w:color="auto"/>
-              <w:right w:val="outset" w:sz="6" w:space="0" w:color="auto"/>
-            </w:tcBorders>
-            <w:shd w:val="clear" w:color="auto" w:fill="FFD580"/>
-            <w:tcMar>
-              <w:top w:w="45" w:type="dxa"/>
-              <w:left w:w="45" w:type="dxa"/>
-              <w:bottom w:w="45" w:type="dxa"/>
-              <w:right w:w="45" w:type="dxa"/>
-            </w:tcMar>
-            <w:vAlign w:val="center"/>
-            <w:hideMark/>
-          </w:tcPr>
-          <w:p>
-            <w:hyperlink r:id="rId14" w:tgtFrame="_blank" w:history="1">
-              <w:r>
-                <w:rPr>
-                  <w:rStyle w:val="Hyperlink"/>
-                </w:rPr>
-                <w:t>https://capitalandmain.com/report-banks-should-set-stricter-climate-goals-for-agriculture-clients</w:t>
-              </w:r>
-            </w:hyperlink>
-          </w:p>
-        </w:tc>
-      </w:tr>
-      <w:tr>
-        <w:trPr>
-          <w:tblCellSpacing w:w="15" w:type="dxa"/>
-        </w:trPr>
-        <w:tc>
-          <w:tcPr>
-            <w:tcW w:w="0" w:type="auto"/>
-            <w:tcBorders>
-              <w:top w:val="outset" w:sz="6" w:space="0" w:color="auto"/>
-              <w:left w:val="outset" w:sz="6" w:space="0" w:color="auto"/>
-              <w:bottom w:val="outset" w:sz="6" w:space="0" w:color="auto"/>
-              <w:right w:val="outset" w:sz="6" w:space="0" w:color="auto"/>
-            </w:tcBorders>
-            <w:shd w:val="clear" w:color="auto" w:fill="FFD580"/>
-            <w:tcMar>
-              <w:top w:w="45" w:type="dxa"/>
-              <w:left w:w="45" w:type="dxa"/>
-              <w:bottom w:w="45" w:type="dxa"/>
-              <w:right w:w="45" w:type="dxa"/>
-            </w:tcMar>
-            <w:vAlign w:val="center"/>
-            <w:hideMark/>
-          </w:tcPr>
-          <w:p>
-            <w:r>
-              <w:t>20240409</w:t>
-            </w:r>
-          </w:p>
-        </w:tc>
-        <w:tc>
-          <w:tcPr>
-            <w:tcW w:w="0" w:type="auto"/>
-            <w:tcBorders>
-              <w:top w:val="outset" w:sz="6" w:space="0" w:color="auto"/>
-              <w:left w:val="outset" w:sz="6" w:space="0" w:color="auto"/>
-              <w:bottom w:val="outset" w:sz="6" w:space="0" w:color="auto"/>
-              <w:right w:val="outset" w:sz="6" w:space="0" w:color="auto"/>
-            </w:tcBorders>
-            <w:shd w:val="clear" w:color="auto" w:fill="FFD580"/>
-            <w:tcMar>
-              <w:top w:w="45" w:type="dxa"/>
-              <w:left w:w="45" w:type="dxa"/>
-              <w:bottom w:w="45" w:type="dxa"/>
-              <w:right w:w="45" w:type="dxa"/>
-            </w:tcMar>
-            <w:vAlign w:val="center"/>
-            <w:hideMark/>
-          </w:tcPr>
-          <w:p>
-            <w:r>
-              <w:t>126186</w:t>
-            </w:r>
-          </w:p>
-        </w:tc>
-        <w:tc>
-          <w:tcPr>
-            <w:tcW w:w="0" w:type="auto"/>
-            <w:tcBorders>
-              <w:top w:val="outset" w:sz="6" w:space="0" w:color="auto"/>
-              <w:left w:val="outset" w:sz="6" w:space="0" w:color="auto"/>
-              <w:bottom w:val="outset" w:sz="6" w:space="0" w:color="auto"/>
-              <w:right w:val="outset" w:sz="6" w:space="0" w:color="auto"/>
-            </w:tcBorders>
-            <w:shd w:val="clear" w:color="auto" w:fill="FFD580"/>
-            <w:tcMar>
-              <w:top w:w="45" w:type="dxa"/>
-              <w:left w:w="45" w:type="dxa"/>
-              <w:bottom w:w="45" w:type="dxa"/>
-              <w:right w:w="45" w:type="dxa"/>
-            </w:tcMar>
-            <w:vAlign w:val="center"/>
-            <w:hideMark/>
-          </w:tcPr>
-          <w:p>
-            <w:r>
-              <w:t>World Bank’s funding of ‘hog hotel’ factory farms under fire over climate effect</w:t>
-            </w:r>
-          </w:p>
-        </w:tc>
-        <w:tc>
-          <w:tcPr>
-            <w:tcW w:w="0" w:type="auto"/>
-            <w:tcBorders>
-              <w:top w:val="outset" w:sz="6" w:space="0" w:color="auto"/>
-              <w:left w:val="outset" w:sz="6" w:space="0" w:color="auto"/>
-              <w:bottom w:val="outset" w:sz="6" w:space="0" w:color="auto"/>
-              <w:right w:val="outset" w:sz="6" w:space="0" w:color="auto"/>
-            </w:tcBorders>
-            <w:shd w:val="clear" w:color="auto" w:fill="FFD580"/>
-            <w:tcMar>
-              <w:top w:w="45" w:type="dxa"/>
-              <w:left w:w="45" w:type="dxa"/>
-              <w:bottom w:w="45" w:type="dxa"/>
-              <w:right w:w="45" w:type="dxa"/>
-            </w:tcMar>
-            <w:vAlign w:val="center"/>
-            <w:hideMark/>
-          </w:tcPr>
-          <w:p>
-            <w:hyperlink r:id="rId15" w:tgtFrame="_blank" w:history="1">
-              <w:r>
-                <w:rPr>
-                  <w:rStyle w:val="Hyperlink"/>
-                </w:rPr>
-                <w:t>https://www.theguardian.com/business/2024/apr/07/world-banks-funding-of-hog-hotel-factory-farms-under-fire-over-climate-effect</w:t>
-              </w:r>
-            </w:hyperlink>
-          </w:p>
-        </w:tc>
-      </w:tr>
-      <w:tr>
-        <w:trPr>
-          <w:tblCellSpacing w:w="15" w:type="dxa"/>
-        </w:trPr>
-        <w:tc>
-          <w:tcPr>
-            <w:tcW w:w="0" w:type="auto"/>
-            <w:tcBorders>
-              <w:top w:val="outset" w:sz="6" w:space="0" w:color="auto"/>
-              <w:left w:val="outset" w:sz="6" w:space="0" w:color="auto"/>
-              <w:bottom w:val="outset" w:sz="6" w:space="0" w:color="auto"/>
-              <w:right w:val="outset" w:sz="6" w:space="0" w:color="auto"/>
-            </w:tcBorders>
-            <w:shd w:val="clear" w:color="auto" w:fill="FFD580"/>
-            <w:tcMar>
-              <w:top w:w="45" w:type="dxa"/>
-              <w:left w:w="45" w:type="dxa"/>
-              <w:bottom w:w="45" w:type="dxa"/>
-              <w:right w:w="45" w:type="dxa"/>
-            </w:tcMar>
-            <w:vAlign w:val="center"/>
-            <w:hideMark/>
-          </w:tcPr>
-          <w:p>
-            <w:r>
-              <w:t>20240402</w:t>
-            </w:r>
-          </w:p>
-        </w:tc>
-        <w:tc>
-          <w:tcPr>
-            <w:tcW w:w="0" w:type="auto"/>
-            <w:tcBorders>
-              <w:top w:val="outset" w:sz="6" w:space="0" w:color="auto"/>
-              <w:left w:val="outset" w:sz="6" w:space="0" w:color="auto"/>
-              <w:bottom w:val="outset" w:sz="6" w:space="0" w:color="auto"/>
-              <w:right w:val="outset" w:sz="6" w:space="0" w:color="auto"/>
-            </w:tcBorders>
-            <w:shd w:val="clear" w:color="auto" w:fill="FFD580"/>
-            <w:tcMar>
-              <w:top w:w="45" w:type="dxa"/>
-              <w:left w:w="45" w:type="dxa"/>
-              <w:bottom w:w="45" w:type="dxa"/>
-              <w:right w:w="45" w:type="dxa"/>
-            </w:tcMar>
-            <w:vAlign w:val="center"/>
-            <w:hideMark/>
-          </w:tcPr>
-          <w:p>
-            <w:r>
-              <w:t>125770</w:t>
-            </w:r>
-          </w:p>
-        </w:tc>
-        <w:tc>
-          <w:tcPr>
-            <w:tcW w:w="0" w:type="auto"/>
-            <w:tcBorders>
-              <w:top w:val="outset" w:sz="6" w:space="0" w:color="auto"/>
-              <w:left w:val="outset" w:sz="6" w:space="0" w:color="auto"/>
-              <w:bottom w:val="outset" w:sz="6" w:space="0" w:color="auto"/>
-              <w:right w:val="outset" w:sz="6" w:space="0" w:color="auto"/>
-            </w:tcBorders>
-            <w:shd w:val="clear" w:color="auto" w:fill="FFD580"/>
-            <w:tcMar>
-              <w:top w:w="45" w:type="dxa"/>
-              <w:left w:w="45" w:type="dxa"/>
-              <w:bottom w:w="45" w:type="dxa"/>
-              <w:right w:w="45" w:type="dxa"/>
-            </w:tcMar>
-            <w:vAlign w:val="center"/>
-            <w:hideMark/>
-          </w:tcPr>
-          <w:p>
-            <w:r>
-              <w:t>EU pumps four times more money into farming animals than growing plants</w:t>
-            </w:r>
-          </w:p>
-        </w:tc>
-        <w:tc>
-          <w:tcPr>
-            <w:tcW w:w="0" w:type="auto"/>
-            <w:tcBorders>
-              <w:top w:val="outset" w:sz="6" w:space="0" w:color="auto"/>
-              <w:left w:val="outset" w:sz="6" w:space="0" w:color="auto"/>
-              <w:bottom w:val="outset" w:sz="6" w:space="0" w:color="auto"/>
-              <w:right w:val="outset" w:sz="6" w:space="0" w:color="auto"/>
-            </w:tcBorders>
-            <w:shd w:val="clear" w:color="auto" w:fill="FFD580"/>
-            <w:tcMar>
-              <w:top w:w="45" w:type="dxa"/>
-              <w:left w:w="45" w:type="dxa"/>
-              <w:bottom w:w="45" w:type="dxa"/>
-              <w:right w:w="45" w:type="dxa"/>
-            </w:tcMar>
-            <w:vAlign w:val="center"/>
-            <w:hideMark/>
-          </w:tcPr>
-          <w:p>
-            <w:hyperlink r:id="rId16" w:tgtFrame="_blank" w:history="1">
-              <w:r>
-                <w:rPr>
-                  <w:rStyle w:val="Hyperlink"/>
-                </w:rPr>
-                <w:t>https://www.msn.com/en-gb/news/world/eu-pumps-four-times-more-money-into-farming-animals-than-growing-plants/ar-BB1kT4FF?ocid=windirect&amp;cvid=e2d7f562a791442eb759d3407cf5a1b1&amp;ei=77</w:t>
-              </w:r>
-            </w:hyperlink>
-          </w:p>
-        </w:tc>
-      </w:tr>
-      <w:tr>
-        <w:trPr>
-          <w:tblCellSpacing w:w="15" w:type="dxa"/>
-        </w:trPr>
-        <w:tc>
-          <w:tcPr>
-            <w:tcW w:w="0" w:type="auto"/>
-            <w:tcBorders>
-              <w:top w:val="outset" w:sz="6" w:space="0" w:color="auto"/>
-              <w:left w:val="outset" w:sz="6" w:space="0" w:color="auto"/>
-              <w:bottom w:val="outset" w:sz="6" w:space="0" w:color="auto"/>
-              <w:right w:val="outset" w:sz="6" w:space="0" w:color="auto"/>
-            </w:tcBorders>
-            <w:shd w:val="clear" w:color="auto" w:fill="FFD580"/>
-            <w:tcMar>
-              <w:top w:w="45" w:type="dxa"/>
-              <w:left w:w="45" w:type="dxa"/>
-              <w:bottom w:w="45" w:type="dxa"/>
-              <w:right w:w="45" w:type="dxa"/>
-            </w:tcMar>
-            <w:vAlign w:val="center"/>
-            <w:hideMark/>
-          </w:tcPr>
-          <w:p>
-            <w:r>
-              <w:t>20240224</w:t>
-            </w:r>
-          </w:p>
-        </w:tc>
-        <w:tc>
-          <w:tcPr>
-            <w:tcW w:w="0" w:type="auto"/>
-            <w:tcBorders>
-              <w:top w:val="outset" w:sz="6" w:space="0" w:color="auto"/>
-              <w:left w:val="outset" w:sz="6" w:space="0" w:color="auto"/>
-              <w:bottom w:val="outset" w:sz="6" w:space="0" w:color="auto"/>
-              <w:right w:val="outset" w:sz="6" w:space="0" w:color="auto"/>
-            </w:tcBorders>
-            <w:shd w:val="clear" w:color="auto" w:fill="FFD580"/>
-            <w:tcMar>
-              <w:top w:w="45" w:type="dxa"/>
-              <w:left w:w="45" w:type="dxa"/>
-              <w:bottom w:w="45" w:type="dxa"/>
-              <w:right w:w="45" w:type="dxa"/>
-            </w:tcMar>
-            <w:vAlign w:val="center"/>
-            <w:hideMark/>
-          </w:tcPr>
-          <w:p>
-            <w:r>
-              <w:t>123269</w:t>
-            </w:r>
-          </w:p>
-        </w:tc>
-        <w:tc>
-          <w:tcPr>
-            <w:tcW w:w="0" w:type="auto"/>
-            <w:tcBorders>
-              <w:top w:val="outset" w:sz="6" w:space="0" w:color="auto"/>
-              <w:left w:val="outset" w:sz="6" w:space="0" w:color="auto"/>
-              <w:bottom w:val="outset" w:sz="6" w:space="0" w:color="auto"/>
-              <w:right w:val="outset" w:sz="6" w:space="0" w:color="auto"/>
-            </w:tcBorders>
-            <w:shd w:val="clear" w:color="auto" w:fill="FFD580"/>
-            <w:tcMar>
-              <w:top w:w="45" w:type="dxa"/>
-              <w:left w:w="45" w:type="dxa"/>
-              <w:bottom w:w="45" w:type="dxa"/>
-              <w:right w:w="45" w:type="dxa"/>
-            </w:tcMar>
-            <w:vAlign w:val="center"/>
-            <w:hideMark/>
-          </w:tcPr>
-          <w:p>
-            <w:r>
-              <w:t xml:space="preserve">Society’s Burden: How Taxpayers Carry the Crushing Costs of </w:t>
-            </w:r>
-            <w:r>
-              <w:lastRenderedPageBreak/>
-              <w:t>Livestock Production</w:t>
-            </w:r>
-          </w:p>
-        </w:tc>
-        <w:tc>
-          <w:tcPr>
-            <w:tcW w:w="0" w:type="auto"/>
-            <w:tcBorders>
-              <w:top w:val="outset" w:sz="6" w:space="0" w:color="auto"/>
-              <w:left w:val="outset" w:sz="6" w:space="0" w:color="auto"/>
-              <w:bottom w:val="outset" w:sz="6" w:space="0" w:color="auto"/>
-              <w:right w:val="outset" w:sz="6" w:space="0" w:color="auto"/>
-            </w:tcBorders>
-            <w:shd w:val="clear" w:color="auto" w:fill="FFD580"/>
-            <w:tcMar>
-              <w:top w:w="45" w:type="dxa"/>
-              <w:left w:w="45" w:type="dxa"/>
-              <w:bottom w:w="45" w:type="dxa"/>
-              <w:right w:w="45" w:type="dxa"/>
-            </w:tcMar>
-            <w:vAlign w:val="center"/>
-            <w:hideMark/>
-          </w:tcPr>
-          <w:p>
-            <w:hyperlink r:id="rId17" w:tgtFrame="_blank" w:history="1">
-              <w:r>
-                <w:rPr>
-                  <w:rStyle w:val="Hyperlink"/>
-                </w:rPr>
-                <w:t>https://www.greenqueen.com.hk/oped-society-burden-taxpayers-crushing-costs-of-big-meat-production/</w:t>
-              </w:r>
-            </w:hyperlink>
-          </w:p>
-        </w:tc>
-      </w:tr>
-      <w:tr>
-        <w:trPr>
-          <w:tblCellSpacing w:w="15" w:type="dxa"/>
-        </w:trPr>
-        <w:tc>
-          <w:tcPr>
-            <w:tcW w:w="0" w:type="auto"/>
-            <w:tcBorders>
-              <w:top w:val="outset" w:sz="6" w:space="0" w:color="auto"/>
-              <w:left w:val="outset" w:sz="6" w:space="0" w:color="auto"/>
-              <w:bottom w:val="outset" w:sz="6" w:space="0" w:color="auto"/>
-              <w:right w:val="outset" w:sz="6" w:space="0" w:color="auto"/>
-            </w:tcBorders>
-            <w:shd w:val="clear" w:color="auto" w:fill="FFD580"/>
-            <w:tcMar>
-              <w:top w:w="45" w:type="dxa"/>
-              <w:left w:w="45" w:type="dxa"/>
-              <w:bottom w:w="45" w:type="dxa"/>
-              <w:right w:w="45" w:type="dxa"/>
-            </w:tcMar>
-            <w:vAlign w:val="center"/>
-            <w:hideMark/>
-          </w:tcPr>
-          <w:p>
-            <w:r>
-              <w:t>20220512</w:t>
-            </w:r>
-          </w:p>
-        </w:tc>
-        <w:tc>
-          <w:tcPr>
-            <w:tcW w:w="0" w:type="auto"/>
-            <w:tcBorders>
-              <w:top w:val="outset" w:sz="6" w:space="0" w:color="auto"/>
-              <w:left w:val="outset" w:sz="6" w:space="0" w:color="auto"/>
-              <w:bottom w:val="outset" w:sz="6" w:space="0" w:color="auto"/>
-              <w:right w:val="outset" w:sz="6" w:space="0" w:color="auto"/>
-            </w:tcBorders>
-            <w:shd w:val="clear" w:color="auto" w:fill="FFD580"/>
-            <w:tcMar>
-              <w:top w:w="45" w:type="dxa"/>
-              <w:left w:w="45" w:type="dxa"/>
-              <w:bottom w:w="45" w:type="dxa"/>
-              <w:right w:w="45" w:type="dxa"/>
-            </w:tcMar>
-            <w:vAlign w:val="center"/>
-            <w:hideMark/>
-          </w:tcPr>
-          <w:p>
-            <w:r>
-              <w:t>54169</w:t>
-            </w:r>
-          </w:p>
-        </w:tc>
-        <w:tc>
-          <w:tcPr>
-            <w:tcW w:w="0" w:type="auto"/>
-            <w:tcBorders>
-              <w:top w:val="outset" w:sz="6" w:space="0" w:color="auto"/>
-              <w:left w:val="outset" w:sz="6" w:space="0" w:color="auto"/>
-              <w:bottom w:val="outset" w:sz="6" w:space="0" w:color="auto"/>
-              <w:right w:val="outset" w:sz="6" w:space="0" w:color="auto"/>
-            </w:tcBorders>
-            <w:shd w:val="clear" w:color="auto" w:fill="FFD580"/>
-            <w:tcMar>
-              <w:top w:w="45" w:type="dxa"/>
-              <w:left w:w="45" w:type="dxa"/>
-              <w:bottom w:w="45" w:type="dxa"/>
-              <w:right w:w="45" w:type="dxa"/>
-            </w:tcMar>
-            <w:vAlign w:val="center"/>
-            <w:hideMark/>
-          </w:tcPr>
-          <w:p>
-            <w:r>
-              <w:t>A survey finds more than a third of Americans support a meat tax</w:t>
-            </w:r>
-          </w:p>
-        </w:tc>
-        <w:tc>
-          <w:tcPr>
-            <w:tcW w:w="0" w:type="auto"/>
-            <w:tcBorders>
-              <w:top w:val="outset" w:sz="6" w:space="0" w:color="auto"/>
-              <w:left w:val="outset" w:sz="6" w:space="0" w:color="auto"/>
-              <w:bottom w:val="outset" w:sz="6" w:space="0" w:color="auto"/>
-              <w:right w:val="outset" w:sz="6" w:space="0" w:color="auto"/>
-            </w:tcBorders>
-            <w:shd w:val="clear" w:color="auto" w:fill="FFD580"/>
-            <w:tcMar>
-              <w:top w:w="45" w:type="dxa"/>
-              <w:left w:w="45" w:type="dxa"/>
-              <w:bottom w:w="45" w:type="dxa"/>
-              <w:right w:w="45" w:type="dxa"/>
-            </w:tcMar>
-            <w:vAlign w:val="center"/>
-            <w:hideMark/>
-          </w:tcPr>
-          <w:p>
-            <w:hyperlink r:id="rId18" w:tgtFrame="_blank" w:history="1">
-              <w:r>
-                <w:rPr>
-                  <w:rStyle w:val="Hyperlink"/>
-                </w:rPr>
-                <w:t>https://www.msn.com/en-us/health/nutrition/a-survey-finds-more-than-a-third-of-americans-support-a-meat-tax/ar-AAXadgo?ocid=uxbndlbing</w:t>
+                <w:t>https://vegoutmag.com/food-and-drink/gen-bt-vegan-vs-meat-the-environmental-comparison-that-ends-the-debate/</w:t>
               </w:r>
             </w:hyperlink>
           </w:p>
